--- a/최종교재/13장_첫_지도_띄우기.docx
+++ b/최종교재/13장_첫_지도_띄우기.docx
@@ -266,7 +266,24 @@
           <w:i w:val="0"/>
           <w:color w:val="000000"/>
         </w:rPr>
-        <w:t>지도를 직접 구현하려면 전 세계의 도로 데이터를 확보하고, 확대 단계별로 타일 이미지를 준비하며, 마우스 드래그에 따른 화면 이동까지 계산하여야 합니다. 이는 개인이 구현하기에 현실적으로 어려운 작업입니다. 카카오에서는 이러한 모든 기능을 SDK[^1]라는 단일 자바스크립트 파일로 제공하고 있습니다.</w:t>
+        <w:t>지도를 직접 구현하려면 전 세계의 도로 데이터를 확보하고, 확대 단계별로 타일 이미지를 준비하며, 마우스 드래그에 따른 화면 이동까지 계산하여야 합니다. 이는 개인이 구현하기에 현실적으로 어려운 작업입니다. 카카오에서는 이러한 모든 기능을 SDK</w:t>
+      </w:r>
+      <w:r>
+        <w:rPr>
+          <w:b w:val="0"/>
+          <w:i w:val="0"/>
+          <w:color w:val="000000"/>
+          <w:vertAlign w:val="superscript"/>
+        </w:rPr>
+        <w:t>1</w:t>
+      </w:r>
+      <w:r>
+        <w:rPr>
+          <w:b w:val="0"/>
+          <w:i w:val="0"/>
+          <w:color w:val="000000"/>
+        </w:rPr>
+        <w:t>라는 단일 자바스크립트 파일로 제공하고 있습니다.</w:t>
       </w:r>
     </w:p>
     <w:p>
@@ -1094,7 +1111,24 @@
           <w:i w:val="0"/>
           <w:color w:val="000000"/>
         </w:rPr>
-        <w:t>를 호출하면 SDK가 초기화 작업을 시작하며, 초기화가 완료되면 전달받은 콜백 함수[^2]를 실행합니다. 처리 순서를 그림으로 나타내면 다음과 같습니다.</w:t>
+        <w:t>를 호출하면 SDK가 초기화 작업을 시작하며, 초기화가 완료되면 전달받은 콜백 함수</w:t>
+      </w:r>
+      <w:r>
+        <w:rPr>
+          <w:b w:val="0"/>
+          <w:i w:val="0"/>
+          <w:color w:val="000000"/>
+          <w:vertAlign w:val="superscript"/>
+        </w:rPr>
+        <w:t>2</w:t>
+      </w:r>
+      <w:r>
+        <w:rPr>
+          <w:b w:val="0"/>
+          <w:i w:val="0"/>
+          <w:color w:val="000000"/>
+        </w:rPr>
+        <w:t>를 실행합니다. 처리 순서를 그림으로 나타내면 다음과 같습니다.</w:t>
       </w:r>
     </w:p>
     <w:p>
@@ -2355,17 +2389,15 @@
         <w:rPr>
           <w:b w:val="0"/>
           <w:i w:val="0"/>
-          <w:strike w:val="0"/>
-          <w:color w:val="000000"/>
-        </w:rPr>
-        <w:t xml:space="preserve">"화면 전체 높이를 </w:t>
+          <w:color w:val="000000"/>
+        </w:rPr>
+        <w:t xml:space="preserve">화면 전체 높이를 </w:t>
       </w:r>
       <w:r>
         <w:rPr>
           <w:rFonts w:ascii="Consolas" w:hAnsi="Consolas"/>
           <w:b w:val="0"/>
           <w:i w:val="0"/>
-          <w:strike w:val="0"/>
           <w:color w:val="000000"/>
           <w:sz w:val="17"/>
         </w:rPr>
@@ -2375,7 +2407,6 @@
         <w:rPr>
           <w:b w:val="0"/>
           <w:i w:val="0"/>
-          <w:strike w:val="0"/>
           <w:color w:val="000000"/>
         </w:rPr>
         <w:t xml:space="preserve">부터 </w:t>
@@ -2385,7 +2416,6 @@
           <w:rFonts w:ascii="Consolas" w:hAnsi="Consolas"/>
           <w:b w:val="0"/>
           <w:i w:val="0"/>
-          <w:strike w:val="0"/>
           <w:color w:val="000000"/>
           <w:sz w:val="17"/>
         </w:rPr>
@@ -2395,17 +2425,15 @@
         <w:rPr>
           <w:b w:val="0"/>
           <w:i w:val="0"/>
-          <w:strike w:val="0"/>
-          <w:color w:val="000000"/>
-        </w:rPr>
-        <w:t xml:space="preserve">까지 릴레이로 물려준다"는 뜻입니다. </w:t>
+          <w:color w:val="000000"/>
+        </w:rPr>
+        <w:t xml:space="preserve">까지 차례로 물려준다는 뜻입니다. </w:t>
       </w:r>
       <w:r>
         <w:rPr>
           <w:rFonts w:ascii="Consolas" w:hAnsi="Consolas"/>
           <w:b w:val="0"/>
           <w:i w:val="0"/>
-          <w:strike w:val="0"/>
           <w:color w:val="000000"/>
           <w:sz w:val="17"/>
         </w:rPr>
@@ -2415,7 +2443,6 @@
         <w:rPr>
           <w:b w:val="0"/>
           <w:i w:val="0"/>
-          <w:strike w:val="0"/>
           <w:color w:val="000000"/>
         </w:rPr>
         <w:t xml:space="preserve">에만 </w:t>
@@ -2425,7 +2452,6 @@
           <w:rFonts w:ascii="Consolas" w:hAnsi="Consolas"/>
           <w:b w:val="0"/>
           <w:i w:val="0"/>
-          <w:strike w:val="0"/>
           <w:color w:val="000000"/>
           <w:sz w:val="17"/>
         </w:rPr>
@@ -2435,17 +2461,15 @@
         <w:rPr>
           <w:b w:val="0"/>
           <w:i w:val="0"/>
-          <w:strike w:val="0"/>
-          <w:color w:val="000000"/>
-        </w:rPr>
-        <w:t xml:space="preserve">를 주면 안 되냐고요? 안 됩니다. CSS의 </w:t>
+          <w:color w:val="000000"/>
+        </w:rPr>
+        <w:t xml:space="preserve">를 주면 되지 않느냐고 생각할 수 있지만, 그렇게 하면 동작하지 않습니다. CSS의 </w:t>
       </w:r>
       <w:r>
         <w:rPr>
           <w:rFonts w:ascii="Consolas" w:hAnsi="Consolas"/>
           <w:b w:val="0"/>
           <w:i w:val="0"/>
-          <w:strike w:val="0"/>
           <w:color w:val="000000"/>
           <w:sz w:val="17"/>
         </w:rPr>
@@ -2455,17 +2479,15 @@
         <w:rPr>
           <w:b w:val="0"/>
           <w:i w:val="0"/>
-          <w:strike w:val="0"/>
-          <w:color w:val="000000"/>
-        </w:rPr>
-        <w:t>는 "부모의 100%"라서, 부모(</w:t>
+          <w:color w:val="000000"/>
+        </w:rPr>
+        <w:t>는 부모 요소 높이의 100%를 뜻합니다. 그래서 부모(</w:t>
       </w:r>
       <w:r>
         <w:rPr>
           <w:rFonts w:ascii="Consolas" w:hAnsi="Consolas"/>
           <w:b w:val="0"/>
           <w:i w:val="0"/>
-          <w:strike w:val="0"/>
           <w:color w:val="000000"/>
           <w:sz w:val="17"/>
         </w:rPr>
@@ -2475,7 +2497,6 @@
         <w:rPr>
           <w:b w:val="0"/>
           <w:i w:val="0"/>
-          <w:strike w:val="0"/>
           <w:color w:val="000000"/>
         </w:rPr>
         <w:t>), 그 부모(</w:t>
@@ -2485,7 +2506,6 @@
           <w:rFonts w:ascii="Consolas" w:hAnsi="Consolas"/>
           <w:b w:val="0"/>
           <w:i w:val="0"/>
-          <w:strike w:val="0"/>
           <w:color w:val="000000"/>
           <w:sz w:val="17"/>
         </w:rPr>
@@ -2495,7 +2515,6 @@
         <w:rPr>
           <w:b w:val="0"/>
           <w:i w:val="0"/>
-          <w:strike w:val="0"/>
           <w:color w:val="000000"/>
         </w:rPr>
         <w:t>), 그 부모(</w:t>
@@ -2505,7 +2524,6 @@
           <w:rFonts w:ascii="Consolas" w:hAnsi="Consolas"/>
           <w:b w:val="0"/>
           <w:i w:val="0"/>
-          <w:strike w:val="0"/>
           <w:color w:val="000000"/>
           <w:sz w:val="17"/>
         </w:rPr>
@@ -2515,28 +2533,9 @@
         <w:rPr>
           <w:b w:val="0"/>
           <w:i w:val="0"/>
-          <w:strike w:val="0"/>
-          <w:color w:val="000000"/>
-        </w:rPr>
-        <w:t xml:space="preserve">)까지 전원이 100%여야 비로소 화면 전체가 됩니다. 한 명이라도 빠지면 릴레이가 끊겨 다시 높이 0이 됩니다. 이 함정은 </w:t>
-      </w:r>
-      <w:r>
-        <w:rPr>
-          <w:b w:val="0"/>
-          <w:i w:val="0"/>
-          <w:strike w:val="0"/>
-          <w:color w:val="000000"/>
-        </w:rPr>
-        <w:t>13.7절</w:t>
-      </w:r>
-      <w:r>
-        <w:rPr>
-          <w:b w:val="0"/>
-          <w:i w:val="0"/>
-          <w:strike w:val="0"/>
-          <w:color w:val="000000"/>
-        </w:rPr>
-        <w:t>에서 다시 만납니다.</w:t>
+          <w:color w:val="000000"/>
+        </w:rPr>
+        <w:t>)까지 모두 100%여야 화면 전체 높이가 됩니다. 중간에 하나라도 빠지면 높이가 다시 0이 되겠지요. 이 문제는 13.7절에서 다시 다루겠습니다.</w:t>
       </w:r>
     </w:p>
     <w:p>
@@ -5007,54 +5006,8 @@
         <w:ind w:left="259"/>
       </w:pPr>
       <w:r>
-        <w:t xml:space="preserve">3. </w:t>
-      </w:r>
-      <w:r>
-        <w:rPr>
-          <w:b w:val="0"/>
-          <w:i w:val="0"/>
-          <w:strike w:val="0"/>
-          <w:color w:val="000000"/>
-        </w:rPr>
-        <w:t xml:space="preserve">일부러 사고를 내 봅시다. </w:t>
-      </w:r>
-      <w:r>
-        <w:rPr>
-          <w:rFonts w:ascii="Consolas" w:hAnsi="Consolas"/>
-          <w:b w:val="0"/>
-          <w:i w:val="0"/>
-          <w:strike w:val="0"/>
-          <w:color w:val="000000"/>
-          <w:sz w:val="17"/>
-        </w:rPr>
-        <w:t>.env</w:t>
-      </w:r>
-      <w:r>
-        <w:rPr>
-          <w:b w:val="0"/>
-          <w:i w:val="0"/>
-          <w:strike w:val="0"/>
-          <w:color w:val="000000"/>
-        </w:rPr>
-        <w:t xml:space="preserve">의 키에서 마지막 한 글자를 지우고 서버를 재시작해 보세요. 콘솔에 어떤 에러가 찍히나요? </w:t>
-      </w:r>
-      <w:r>
-        <w:rPr>
-          <w:b w:val="0"/>
-          <w:i w:val="0"/>
-          <w:strike w:val="0"/>
-          <w:color w:val="000000"/>
-        </w:rPr>
-        <w:t>13.7절</w:t>
-      </w:r>
-      <w:r>
-        <w:rPr>
-          <w:b w:val="0"/>
-          <w:i w:val="0"/>
-          <w:strike w:val="0"/>
-          <w:color w:val="000000"/>
-        </w:rPr>
-        <w:t>의 처방전에서 몇 번 증상인지 찾아본 뒤, 키를 원래대로 복구하세요.</w:t>
+        <w:rPr/>
+        <w:t>3. 일부러 사고를 내 봅시다. .env의 키에서 마지막 한 글자를 지우고 서버를 재시작해 보세요. 콘솔에 어떤 에러가 찍히나요? 17.7절의 처방전에서 몇 번 증상인지 찾아본 뒤, 키를 원래대로 복구하세요.</w:t>
       </w:r>
     </w:p>
     <w:p>
@@ -5125,125 +5078,8 @@
         <w:ind w:left="259"/>
       </w:pPr>
       <w:r>
-        <w:t xml:space="preserve">• </w:t>
-      </w:r>
-      <w:r>
-        <w:rPr>
-          <w:rFonts w:ascii="Consolas" w:hAnsi="Consolas"/>
-          <w:b w:val="0"/>
-          <w:i w:val="0"/>
-          <w:strike w:val="0"/>
-          <w:color w:val="000000"/>
-          <w:sz w:val="17"/>
-        </w:rPr>
-        <w:t>쿼리 문자열(query string)</w:t>
-      </w:r>
-      <w:r>
-        <w:rPr>
-          <w:b w:val="0"/>
-          <w:i w:val="0"/>
-          <w:strike w:val="0"/>
-          <w:color w:val="000000"/>
-        </w:rPr>
-        <w:t xml:space="preserve"> — URL의 </w:t>
-      </w:r>
-      <w:r>
-        <w:rPr>
-          <w:rFonts w:ascii="Consolas" w:hAnsi="Consolas"/>
-          <w:b w:val="0"/>
-          <w:i w:val="0"/>
-          <w:strike w:val="0"/>
-          <w:color w:val="000000"/>
-          <w:sz w:val="17"/>
-        </w:rPr>
-        <w:t>?key=value&amp;key2=value2</w:t>
-      </w:r>
-      <w:r>
-        <w:rPr>
-          <w:b w:val="0"/>
-          <w:i w:val="0"/>
-          <w:strike w:val="0"/>
-          <w:color w:val="000000"/>
-        </w:rPr>
-        <w:t xml:space="preserve"> 부분. SDK 주소의 </w:t>
-      </w:r>
-      <w:r>
-        <w:rPr>
-          <w:rFonts w:ascii="Consolas" w:hAnsi="Consolas"/>
-          <w:b w:val="0"/>
-          <w:i w:val="0"/>
-          <w:strike w:val="0"/>
-          <w:color w:val="000000"/>
-          <w:sz w:val="17"/>
-        </w:rPr>
-        <w:t>appkey</w:t>
-      </w:r>
-      <w:r>
-        <w:rPr>
-          <w:b w:val="0"/>
-          <w:i w:val="0"/>
-          <w:strike w:val="0"/>
-          <w:color w:val="000000"/>
-        </w:rPr>
-        <w:t>·</w:t>
-      </w:r>
-      <w:r>
-        <w:rPr>
-          <w:rFonts w:ascii="Consolas" w:hAnsi="Consolas"/>
-          <w:b w:val="0"/>
-          <w:i w:val="0"/>
-          <w:strike w:val="0"/>
-          <w:color w:val="000000"/>
-          <w:sz w:val="17"/>
-        </w:rPr>
-        <w:t>autoload</w:t>
-      </w:r>
-      <w:r>
-        <w:rPr>
-          <w:b w:val="0"/>
-          <w:i w:val="0"/>
-          <w:strike w:val="0"/>
-          <w:color w:val="000000"/>
-        </w:rPr>
-        <w:t xml:space="preserve">(그리고 </w:t>
-      </w:r>
-      <w:r>
-        <w:rPr>
-          <w:b w:val="0"/>
-          <w:i w:val="0"/>
-          <w:strike w:val="0"/>
-          <w:color w:val="000000"/>
-        </w:rPr>
-        <w:t>19장</w:t>
-      </w:r>
-      <w:r>
-        <w:rPr>
-          <w:b w:val="0"/>
-          <w:i w:val="0"/>
-          <w:strike w:val="0"/>
-          <w:color w:val="000000"/>
-        </w:rPr>
-        <w:t xml:space="preserve">부터 추가할 </w:t>
-      </w:r>
-      <w:r>
-        <w:rPr>
-          <w:rFonts w:ascii="Consolas" w:hAnsi="Consolas"/>
-          <w:b w:val="0"/>
-          <w:i w:val="0"/>
-          <w:strike w:val="0"/>
-          <w:color w:val="000000"/>
-          <w:sz w:val="17"/>
-        </w:rPr>
-        <w:t>libraries</w:t>
-      </w:r>
-      <w:r>
-        <w:rPr>
-          <w:b w:val="0"/>
-          <w:i w:val="0"/>
-          <w:strike w:val="0"/>
-          <w:color w:val="000000"/>
-        </w:rPr>
-        <w:t>)가 모두 이 형식입니다.</w:t>
+        <w:rPr/>
+        <w:t>• 쿼리 문자열(query string) — URL의 ?key=value&amp;key2=value2 부분. SDK 주소의 appkey·autoload(그리고 23장부터 추가할 libraries)가 모두 이 형식입니다.</w:t>
       </w:r>
     </w:p>
     <w:p>
@@ -5310,95 +5146,9 @@
         <w:rPr>
           <w:b/>
           <w:i w:val="0"/>
-          <w:strike w:val="0"/>
-          <w:color w:val="000000"/>
-        </w:rPr>
-        <w:t>다음 장 예고</w:t>
-      </w:r>
-      <w:r>
-        <w:rPr>
-          <w:b w:val="0"/>
-          <w:i w:val="0"/>
-          <w:strike w:val="0"/>
-          <w:color w:val="000000"/>
-        </w:rPr>
-        <w:t xml:space="preserve"> — 지도가 떴으니 이제 지도를 길들일 차례입니다. </w:t>
-      </w:r>
-      <w:r>
-        <w:rPr>
-          <w:b w:val="0"/>
-          <w:i w:val="0"/>
-          <w:strike w:val="0"/>
-          <w:color w:val="000000"/>
-        </w:rPr>
-        <w:t>14장</w:t>
-      </w:r>
-      <w:r>
-        <w:rPr>
-          <w:b w:val="0"/>
-          <w:i w:val="0"/>
-          <w:strike w:val="0"/>
-          <w:color w:val="000000"/>
-        </w:rPr>
-        <w:t xml:space="preserve">에서는 코드로 지도를 부리는 법을 배웁니다. 중심을 순간이동시키는 </w:t>
-      </w:r>
-      <w:r>
-        <w:rPr>
-          <w:rFonts w:ascii="Consolas" w:hAnsi="Consolas"/>
-          <w:b w:val="0"/>
-          <w:i w:val="0"/>
-          <w:strike w:val="0"/>
-          <w:color w:val="000000"/>
-          <w:sz w:val="17"/>
-        </w:rPr>
-        <w:t>setCenter</w:t>
-      </w:r>
-      <w:r>
-        <w:rPr>
-          <w:b w:val="0"/>
-          <w:i w:val="0"/>
-          <w:strike w:val="0"/>
-          <w:color w:val="000000"/>
-        </w:rPr>
-        <w:t xml:space="preserve">와 부드럽게 미끄러지는 </w:t>
-      </w:r>
-      <w:r>
-        <w:rPr>
-          <w:rFonts w:ascii="Consolas" w:hAnsi="Consolas"/>
-          <w:b w:val="0"/>
-          <w:i w:val="0"/>
-          <w:strike w:val="0"/>
-          <w:color w:val="000000"/>
-          <w:sz w:val="17"/>
-        </w:rPr>
-        <w:t>panTo</w:t>
-      </w:r>
-      <w:r>
-        <w:rPr>
-          <w:b w:val="0"/>
-          <w:i w:val="0"/>
-          <w:strike w:val="0"/>
-          <w:color w:val="000000"/>
-        </w:rPr>
-        <w:t xml:space="preserve">의 차이, 확대 레벨 조절, 지도 위에 확대/축소 버튼 붙이기, 그리고 지도를 클릭한 곳의 좌표를 알아내는 이벤트까지. </w:t>
-      </w:r>
-      <w:r>
-        <w:rPr>
-          <w:b w:val="0"/>
-          <w:i w:val="0"/>
-          <w:strike w:val="0"/>
-          <w:color w:val="000000"/>
-        </w:rPr>
-        <w:t>20장</w:t>
-      </w:r>
-      <w:r>
-        <w:rPr>
-          <w:b w:val="0"/>
-          <w:i w:val="0"/>
-          <w:strike w:val="0"/>
-          <w:color w:val="000000"/>
-        </w:rPr>
-        <w:t>에서 "클릭해서 장소 추가"를 만들 때 쓸 밑재료를 미리 만져 봅니다.</w:t>
+          <w:color w:val="000000"/>
+        </w:rPr>
+        <w:t>다음 장 예고 — 지도가 떴으니 이제 지도를 길들일 차례입니다. 18장에서는 코드로 지도를 부리는 법을 배웁니다. 중심을 순간이동시키는 setCenter와 부드럽게 미끄러지는 panTo의 차이, 확대 레벨 조절, 지도 위에 확대/축소 버튼 붙이기, 그리고 지도를 클릭한 곳의 좌표를 알아내는 이벤트까지. 24장에서 "클릭해서 장소 추가"를 만들 때 쓸 밑재료를 미리 만져 봅니다.</w:t>
       </w:r>
     </w:p>
     <w:p>

--- a/최종교재/13장_첫_지도_띄우기.docx
+++ b/최종교재/13장_첫_지도_띄우기.docx
@@ -1030,17 +1030,15 @@
         <w:rPr>
           <w:b w:val="0"/>
           <w:i w:val="0"/>
-          <w:strike w:val="0"/>
-          <w:color w:val="000000"/>
-        </w:rPr>
-        <w:t xml:space="preserve">택배로 조립식 책장을 주문했다고 해 봅시다. 택배 상자가 현관에 도착했습니다(파일 다운로드 완료). 그 순간 바로 책을 꽂을 수 있나요? 아니죠. 상자를 뜯고 부품을 조립하는 시간이 따로 필요합니다. 카카오 SDK도 같습니다. 파일이 도착한 뒤 내부적으로 지도 모듈을 준비하는 초기화 작업이 한 박자 더 있습니다. 이 준비가 끝나기 전에 </w:t>
+          <w:color w:val="000000"/>
+        </w:rPr>
+        <w:t xml:space="preserve">파일 전송이 완료된 이후에도 SDK는 지도 관련 모듈을 초기화하는 별도의 작업을 추가로 진행합니다. 이 초기화 작업이 완료되기 전에 </w:t>
       </w:r>
       <w:r>
         <w:rPr>
           <w:rFonts w:ascii="Consolas" w:hAnsi="Consolas"/>
           <w:b w:val="0"/>
           <w:i w:val="0"/>
-          <w:strike w:val="0"/>
           <w:color w:val="000000"/>
           <w:sz w:val="17"/>
         </w:rPr>
@@ -1050,10 +1048,9 @@
         <w:rPr>
           <w:b w:val="0"/>
           <w:i w:val="0"/>
-          <w:strike w:val="0"/>
-          <w:color w:val="000000"/>
-        </w:rPr>
-        <w:t>으로 지도를 만들려 들면, "그런 건 아직 없는데요?"라는 에러가 납니다. 얄궂게도 이 에러는 날 때도 있고 안 날 때도 있습니다. 네트워크가 빠른 날엔 잘 되다가, 느린 날엔 갑자기 죽는 식이죠. 이런 "타이밍 운"에 기대는 코드가 가장 잡기 어려운 버그를 만듭니다.</w:t>
+          <w:color w:val="000000"/>
+        </w:rPr>
+        <w:t>를 호출하여 지도를 생성하려고 하면 오류가 발생합니다. 해당 오류가 항상 발생하는 것은 아닙니다. 네트워크 속도가 빠른 경우 초기화 작업이 먼저 완료되어 정상적으로 동작하지만, 네트워크 속도가 느린 경우 오류가 발생할 수 있습니다. 이처럼 네트워크 환경에 따라 실행 결과가 달라지면 문제의 원인을 파악하기에 어려움이 발생할 수 있습니다.</w:t>
       </w:r>
     </w:p>
     <w:p>
@@ -1348,10 +1345,9 @@
         <w:rPr>
           <w:b w:val="0"/>
           <w:i w:val="0"/>
-          <w:strike w:val="0"/>
-          <w:color w:val="000000"/>
-        </w:rPr>
-        <w:t>카카오지도 JS SDK를 동적으로 불러오는 모듈을 src/loader.js로 만들어줘. 키는 .env의 VITE_KAKAO_JS_KEY에서 읽고, autoload=false로 받아서 kakao.maps.load()가 끝나면 resolve되는 Promise를 반환해줘. 키가 없거나 로드에 실패하면 이유를 알 수 있는 에러로 reject해줘.</w:t>
+          <w:color w:val="000000"/>
+        </w:rPr>
+        <w:t>카카오지도 JavaScript SDK를 동적으로 불러오는 모듈을 src/loader.js 파일로 제작하여 주십시오. 키 값은 .env 파일의 VITE_KAKAO_JS_KEY 항목에서 불러오고, autoload=false 옵션을 사용하며, kakao.maps.load() 호출이 완료되면 Promise를 반환하도록 작성하여 주십시오. 키가 존재하지 않거나 SDK 로드에 실패한 경우에는 그 원인과 함께 오류 정보를 반환하도록 작성하여 주십시오.</w:t>
       </w:r>
     </w:p>
     <w:p>
@@ -2591,10 +2587,9 @@
         <w:rPr>
           <w:b w:val="0"/>
           <w:i w:val="0"/>
-          <w:strike w:val="0"/>
-          <w:color w:val="000000"/>
-        </w:rPr>
-        <w:t>src/main.js를 앱 진입점으로 만들어줘. loader.js의 loadKakaoSdk를 await로 기다렸다가, 성공하면 #map에 서울시청 중심(레벨 7)의 지도를 만들어줘. SDK 로드에 실패하면 #map 안에 실패 이유를 보여줘.</w:t>
+          <w:color w:val="000000"/>
+        </w:rPr>
+        <w:t>src/main.js 파일을 애플리케이션의 진입점으로 작성하여 주십시오. loader.js 파일의 loadKakaoSdk 함수가 실행 완료될 때까지 기다린 뒤, 성공적으로 로드되면 페이지의 #map 영역에 서울시청을 중심으로 하고 지도 확대 레벨이 7인 지도를 생성하여 주십시오. SDK 로드에 실패한 경우에는 #map 영역에 실패한 원인을 표시하여 주십시오.</w:t>
       </w:r>
     </w:p>
     <w:p>
@@ -3973,10 +3968,9 @@
         <w:rPr>
           <w:b w:val="0"/>
           <w:i w:val="0"/>
-          <w:strike w:val="0"/>
-          <w:color w:val="000000"/>
-        </w:rPr>
-        <w:t>지도가 안 떠. 브라우저 콘솔에 이런 에러가 나와: (콘솔의 빨간 에러 메시지를 그대로 복사해서 붙여넣기) 원인을 찾아서 고쳐줘. 카카오 콘솔 설정 문제라면 뭘 확인해야 하는지 알려줘.</w:t>
+          <w:color w:val="000000"/>
+        </w:rPr>
+        <w:t>지도가 정상적으로 나타나지 않고 있습니다. 브라우저 콘솔에 다음과 같은 오류 메시지가 표시됩니다: (콘솔에 표시된 오류 메시지를 그대로 붙여넣기) 오류의 원인을 찾아 수정하여 주십시오. 만약 카카오 개발자 콘솔의 설정과 관련된 문제라면, 확인하여야 할 항목을 구체적으로 알려 주십시오.</w:t>
       </w:r>
     </w:p>
     <w:p>
